--- a/robo code/report.docx
+++ b/robo code/report.docx
@@ -2104,21 +2104,7 @@
                 <w:rStyle w:val="Hyperlink"/>
                 <w:noProof/>
               </w:rPr>
-              <w:t>9. Bibliogra</w:t>
-            </w:r>
-            <w:r>
-              <w:rPr>
-                <w:rStyle w:val="Hyperlink"/>
-                <w:noProof/>
-              </w:rPr>
-              <w:t>p</w:t>
-            </w:r>
-            <w:r>
-              <w:rPr>
-                <w:rStyle w:val="Hyperlink"/>
-                <w:noProof/>
-              </w:rPr>
-              <w:t>hy</w:t>
+              <w:t>9. Bibliography</w:t>
             </w:r>
             <w:r>
               <w:rPr>
@@ -2339,19 +2325,7 @@
           <w:rPr>
             <w:rStyle w:val="Hyperlink"/>
           </w:rPr>
-          <w:t>CHU</w:t>
-        </w:r>
-        <w:r>
-          <w:rPr>
-            <w:rStyle w:val="Hyperlink"/>
-          </w:rPr>
-          <w:t>B</w:t>
-        </w:r>
-        <w:r>
-          <w:rPr>
-            <w:rStyle w:val="Hyperlink"/>
-          </w:rPr>
-          <w:t>B</w:t>
+          <w:t>CHUBB</w:t>
         </w:r>
       </w:hyperlink>
       <w:r>
@@ -2391,11 +2365,7 @@
       </w:r>
       <w:bookmarkEnd w:id="2"/>
     </w:p>
-    <w:p>
-      <w:r>
-        <w:t>[Discuss current solutions or research related to your project.]</w:t>
-      </w:r>
-    </w:p>
+    <w:p/>
     <w:p>
       <w:pPr>
         <w:pStyle w:val="Heading3"/>
@@ -2408,7 +2378,21 @@
     </w:p>
     <w:p>
       <w:r>
-        <w:t>[Define the specific problem your embedded system aims to solve.]</w:t>
+        <w:t xml:space="preserve">Undetected moisture is a leading cause of property damage and degradation </w:t>
+      </w:r>
+      <w:r>
+        <w:t>from timber rot, mould and other hazardous results</w:t>
+      </w:r>
+      <w:r>
+        <w:t>. Despite its prevalence and cost early detection is often quite primitive requiring manual inspection inside tight and in accessible crawlspaces. Current existing robotic solutions require human operation and don’t produce a geo reference record of moisture and its change over time across the subfloor area.</w:t>
+      </w:r>
+    </w:p>
+    <w:p>
+      <w:r>
+        <w:t>This prototype aim to address this gap by being a semi-autonomous embedded robot that can navigate the subfloor environment and with minimal human intervention to systematically map the moisture levels using a combination of geo tracking, thermal and moisture sensor technology</w:t>
+      </w:r>
+      <w:r>
+        <w:t>.</w:t>
       </w:r>
     </w:p>
     <w:p>
@@ -2417,6 +2401,7 @@
       </w:pPr>
       <w:bookmarkStart w:id="4" w:name="_Toc228382477"/>
       <w:r>
+        <w:lastRenderedPageBreak/>
         <w:t>1.4 Requirements</w:t>
       </w:r>
       <w:bookmarkEnd w:id="4"/>
@@ -2492,6 +2477,7 @@
       </w:pPr>
       <w:bookmarkStart w:id="8" w:name="_Toc228382481"/>
       <w:r>
+        <w:lastRenderedPageBreak/>
         <w:t>2.3 Network Architecture &amp; Flow Diagram</w:t>
       </w:r>
       <w:bookmarkEnd w:id="8"/>
@@ -2690,6 +2676,7 @@
       </w:pPr>
       <w:bookmarkStart w:id="17" w:name="_Toc228382490"/>
       <w:r>
+        <w:lastRenderedPageBreak/>
         <w:t>5.2 Design Principles (HD Requirement)</w:t>
       </w:r>
       <w:bookmarkEnd w:id="17"/>
@@ -2751,6 +2738,7 @@
       </w:pPr>
       <w:bookmarkStart w:id="20" w:name="_Toc228382493"/>
       <w:r>
+        <w:lastRenderedPageBreak/>
         <w:t>6.2 Operating Instructions</w:t>
       </w:r>
       <w:bookmarkEnd w:id="20"/>
@@ -2878,6 +2866,7 @@
       </w:pPr>
       <w:bookmarkStart w:id="24" w:name="_Toc228382497"/>
       <w:r>
+        <w:lastRenderedPageBreak/>
         <w:t>8.2 Reflection</w:t>
       </w:r>
       <w:bookmarkEnd w:id="24"/>
@@ -3100,6 +3089,7 @@
     </w:p>
     <w:p>
       <w:r>
+        <w:lastRenderedPageBreak/>
         <w:t xml:space="preserve">Background water damage survey </w:t>
       </w:r>
     </w:p>
@@ -4342,6 +4332,7 @@
   <w:style w:type="character" w:default="1" w:styleId="DefaultParagraphFont">
     <w:name w:val="Default Paragraph Font"/>
     <w:uiPriority w:val="1"/>
+    <w:semiHidden/>
     <w:unhideWhenUsed/>
   </w:style>
   <w:style w:type="table" w:default="1" w:styleId="TableNormal">

--- a/robo code/report.docx
+++ b/robo code/report.docx
@@ -2453,9 +2453,206 @@
     </w:p>
     <w:p>
       <w:r>
-        <w:t>[Description of the hardware components and their connections.]</w:t>
-      </w:r>
-    </w:p>
+        <w:rPr>
+          <w:b/>
+          <w:bCs/>
+        </w:rPr>
+        <w:t>Motors x2</w:t>
+      </w:r>
+      <w:r>
+        <w:rPr>
+          <w:b/>
+          <w:bCs/>
+        </w:rPr>
+        <w:t>:</w:t>
+      </w:r>
+      <w:r>
+        <w:t xml:space="preserve"> connected to the motor controller for power</w:t>
+      </w:r>
+    </w:p>
+    <w:p>
+      <w:r>
+        <w:rPr>
+          <w:b/>
+          <w:bCs/>
+        </w:rPr>
+        <w:t>L892N motor controller</w:t>
+      </w:r>
+      <w:r>
+        <w:rPr>
+          <w:b/>
+          <w:bCs/>
+        </w:rPr>
+        <w:t>:</w:t>
+      </w:r>
+      <w:r>
+        <w:t xml:space="preserve"> connected to the Raspberry Pi and a battery pack. Controls the motors direction and power output.</w:t>
+      </w:r>
+    </w:p>
+    <w:p>
+      <w:r>
+        <w:rPr>
+          <w:b/>
+          <w:bCs/>
+        </w:rPr>
+        <w:t xml:space="preserve">Camera module: </w:t>
+      </w:r>
+      <w:r>
+        <w:t xml:space="preserve"> connected to the pi for image and video streaming </w:t>
+      </w:r>
+    </w:p>
+    <w:p>
+      <w:r>
+        <w:rPr>
+          <w:b/>
+          <w:bCs/>
+        </w:rPr>
+        <w:lastRenderedPageBreak/>
+        <w:t>Raspberry pi</w:t>
+      </w:r>
+      <w:r>
+        <w:rPr>
+          <w:b/>
+          <w:bCs/>
+        </w:rPr>
+        <w:t xml:space="preserve"> 4:</w:t>
+      </w:r>
+      <w:r>
+        <w:t xml:space="preserve"> </w:t>
+      </w:r>
+      <w:r>
+        <w:t>connected to the motor controller to regulate the direction and power output, connected to the Arduino via serial to receive sensor info and wall detection. Connected to the camera to take video and pictures of detected moisture.</w:t>
+      </w:r>
+    </w:p>
+    <w:p>
+      <w:r>
+        <w:rPr>
+          <w:b/>
+          <w:bCs/>
+        </w:rPr>
+        <w:t>Arduino nano iot33</w:t>
+      </w:r>
+      <w:r>
+        <w:rPr>
+          <w:b/>
+          <w:bCs/>
+        </w:rPr>
+        <w:t xml:space="preserve">: </w:t>
+      </w:r>
+      <w:r>
+        <w:t xml:space="preserve">connected to the raspberry pi via serial. Connected to </w:t>
+      </w:r>
+      <w:proofErr w:type="spellStart"/>
+      <w:r>
+        <w:t>gps</w:t>
+      </w:r>
+      <w:proofErr w:type="spellEnd"/>
+      <w:r>
+        <w:t xml:space="preserve">, ultrasonic sensor and moisture sensor. </w:t>
+      </w:r>
+    </w:p>
+    <w:p>
+      <w:proofErr w:type="spellStart"/>
+      <w:r>
+        <w:rPr>
+          <w:b/>
+          <w:bCs/>
+        </w:rPr>
+        <w:t>Gps</w:t>
+      </w:r>
+      <w:proofErr w:type="spellEnd"/>
+      <w:r>
+        <w:rPr>
+          <w:b/>
+          <w:bCs/>
+        </w:rPr>
+        <w:t xml:space="preserve"> </w:t>
+      </w:r>
+      <w:proofErr w:type="gramStart"/>
+      <w:r>
+        <w:rPr>
+          <w:b/>
+          <w:bCs/>
+        </w:rPr>
+        <w:t>module</w:t>
+      </w:r>
+      <w:r>
+        <w:rPr>
+          <w:b/>
+          <w:bCs/>
+        </w:rPr>
+        <w:t>:</w:t>
+      </w:r>
+      <w:proofErr w:type="gramEnd"/>
+      <w:r>
+        <w:rPr>
+          <w:b/>
+          <w:bCs/>
+        </w:rPr>
+        <w:t xml:space="preserve"> </w:t>
+      </w:r>
+      <w:r>
+        <w:t>finds the robot position to help map locations of detected moisture.</w:t>
+      </w:r>
+    </w:p>
+    <w:p>
+      <w:r>
+        <w:rPr>
+          <w:b/>
+          <w:bCs/>
+        </w:rPr>
+        <w:t>Moisture sensor</w:t>
+      </w:r>
+      <w:r>
+        <w:rPr>
+          <w:b/>
+          <w:bCs/>
+        </w:rPr>
+        <w:t xml:space="preserve">: </w:t>
+      </w:r>
+      <w:r>
+        <w:t xml:space="preserve"> detects moisture on the ground</w:t>
+      </w:r>
+    </w:p>
+    <w:p>
+      <w:r>
+        <w:rPr>
+          <w:b/>
+          <w:bCs/>
+        </w:rPr>
+        <w:t>Ultrasonic sensor x2</w:t>
+      </w:r>
+      <w:r>
+        <w:rPr>
+          <w:b/>
+          <w:bCs/>
+        </w:rPr>
+        <w:t xml:space="preserve">: </w:t>
+      </w:r>
+      <w:r>
+        <w:t>detects walls and obstacles. Will help calculate the direction to turn by finding the angle of the obstruction</w:t>
+      </w:r>
+    </w:p>
+    <w:p>
+      <w:r>
+        <w:rPr>
+          <w:b/>
+          <w:bCs/>
+        </w:rPr>
+        <w:t>Battery pack: x3</w:t>
+      </w:r>
+      <w:r>
+        <w:rPr>
+          <w:b/>
+          <w:bCs/>
+        </w:rPr>
+        <w:t xml:space="preserve">: </w:t>
+      </w:r>
+      <w:r>
+        <w:t xml:space="preserve">powers everything </w:t>
+      </w:r>
+    </w:p>
+    <w:p/>
     <w:p>
       <w:pPr>
         <w:pStyle w:val="Heading3"/>
@@ -2477,7 +2674,6 @@
       </w:pPr>
       <w:bookmarkStart w:id="8" w:name="_Toc228382481"/>
       <w:r>
-        <w:lastRenderedPageBreak/>
         <w:t>2.3 Network Architecture &amp; Flow Diagram</w:t>
       </w:r>
       <w:bookmarkEnd w:id="8"/>
@@ -2603,11 +2799,279 @@
       </w:r>
       <w:bookmarkEnd w:id="13"/>
     </w:p>
-    <w:p>
-      <w:r>
-        <w:t>[Outline the methodology used to test your system, e.g., unit testing, integration testing.]</w:t>
-      </w:r>
-    </w:p>
+    <w:tbl>
+      <w:tblPr>
+        <w:tblStyle w:val="TableGrid"/>
+        <w:tblW w:w="10246" w:type="dxa"/>
+        <w:tblInd w:w="-714" w:type="dxa"/>
+        <w:tblLayout w:type="fixed"/>
+        <w:tblLook w:val="04A0" w:firstRow="1" w:lastRow="0" w:firstColumn="1" w:lastColumn="0" w:noHBand="0" w:noVBand="1"/>
+      </w:tblPr>
+      <w:tblGrid>
+        <w:gridCol w:w="709"/>
+        <w:gridCol w:w="1560"/>
+        <w:gridCol w:w="3582"/>
+        <w:gridCol w:w="1946"/>
+        <w:gridCol w:w="2449"/>
+      </w:tblGrid>
+      <w:tr>
+        <w:tc>
+          <w:tcPr>
+            <w:tcW w:w="709" w:type="dxa"/>
+          </w:tcPr>
+          <w:p>
+            <w:pPr>
+              <w:rPr>
+                <w:b/>
+                <w:bCs/>
+              </w:rPr>
+            </w:pPr>
+            <w:r>
+              <w:rPr>
+                <w:b/>
+                <w:bCs/>
+              </w:rPr>
+              <w:t>Test no.</w:t>
+            </w:r>
+          </w:p>
+        </w:tc>
+        <w:tc>
+          <w:tcPr>
+            <w:tcW w:w="1560" w:type="dxa"/>
+          </w:tcPr>
+          <w:p>
+            <w:pPr>
+              <w:rPr>
+                <w:b/>
+                <w:bCs/>
+              </w:rPr>
+            </w:pPr>
+            <w:r>
+              <w:rPr>
+                <w:b/>
+                <w:bCs/>
+              </w:rPr>
+              <w:t>test name</w:t>
+            </w:r>
+          </w:p>
+        </w:tc>
+        <w:tc>
+          <w:tcPr>
+            <w:tcW w:w="3582" w:type="dxa"/>
+          </w:tcPr>
+          <w:p>
+            <w:pPr>
+              <w:rPr>
+                <w:b/>
+                <w:bCs/>
+              </w:rPr>
+            </w:pPr>
+            <w:r>
+              <w:rPr>
+                <w:b/>
+                <w:bCs/>
+              </w:rPr>
+              <w:t>Description:</w:t>
+            </w:r>
+          </w:p>
+        </w:tc>
+        <w:tc>
+          <w:tcPr>
+            <w:tcW w:w="1946" w:type="dxa"/>
+          </w:tcPr>
+          <w:p>
+            <w:pPr>
+              <w:rPr>
+                <w:b/>
+                <w:bCs/>
+              </w:rPr>
+            </w:pPr>
+            <w:r>
+              <w:rPr>
+                <w:b/>
+                <w:bCs/>
+              </w:rPr>
+              <w:t xml:space="preserve">Evaluation </w:t>
+            </w:r>
+            <w:r>
+              <w:rPr>
+                <w:b/>
+                <w:bCs/>
+              </w:rPr>
+              <w:t>C</w:t>
+            </w:r>
+            <w:r>
+              <w:rPr>
+                <w:b/>
+                <w:bCs/>
+              </w:rPr>
+              <w:t>riteria</w:t>
+            </w:r>
+          </w:p>
+        </w:tc>
+        <w:tc>
+          <w:tcPr>
+            <w:tcW w:w="2449" w:type="dxa"/>
+          </w:tcPr>
+          <w:p>
+            <w:pPr>
+              <w:rPr>
+                <w:b/>
+                <w:bCs/>
+              </w:rPr>
+            </w:pPr>
+            <w:r>
+              <w:rPr>
+                <w:b/>
+                <w:bCs/>
+              </w:rPr>
+              <w:t>Solution</w:t>
+            </w:r>
+          </w:p>
+        </w:tc>
+      </w:tr>
+      <w:tr>
+        <w:tc>
+          <w:tcPr>
+            <w:tcW w:w="709" w:type="dxa"/>
+          </w:tcPr>
+          <w:p>
+            <w:r>
+              <w:t>1</w:t>
+            </w:r>
+          </w:p>
+        </w:tc>
+        <w:tc>
+          <w:tcPr>
+            <w:tcW w:w="1560" w:type="dxa"/>
+          </w:tcPr>
+          <w:p>
+            <w:r>
+              <w:t xml:space="preserve">Wire Disconnects </w:t>
+            </w:r>
+          </w:p>
+        </w:tc>
+        <w:tc>
+          <w:tcPr>
+            <w:tcW w:w="3582" w:type="dxa"/>
+          </w:tcPr>
+          <w:p>
+            <w:r>
+              <w:t xml:space="preserve">What happens when a wire is disconnected from any component </w:t>
+            </w:r>
+          </w:p>
+        </w:tc>
+        <w:tc>
+          <w:tcPr>
+            <w:tcW w:w="1946" w:type="dxa"/>
+          </w:tcPr>
+          <w:p>
+            <w:r>
+              <w:t>Wire disconnection must not cause a critical system failure</w:t>
+            </w:r>
+          </w:p>
+        </w:tc>
+        <w:tc>
+          <w:tcPr>
+            <w:tcW w:w="2449" w:type="dxa"/>
+          </w:tcPr>
+          <w:p>
+            <w:r>
+              <w:t>Create redundancies in the code to notify user of critical failure and what has failed. implement checks to ensure component bypass does not cause a system crash</w:t>
+            </w:r>
+          </w:p>
+        </w:tc>
+      </w:tr>
+      <w:tr>
+        <w:tc>
+          <w:tcPr>
+            <w:tcW w:w="709" w:type="dxa"/>
+          </w:tcPr>
+          <w:p>
+            <w:r>
+              <w:t>2</w:t>
+            </w:r>
+          </w:p>
+        </w:tc>
+        <w:tc>
+          <w:tcPr>
+            <w:tcW w:w="1560" w:type="dxa"/>
+          </w:tcPr>
+          <w:p>
+            <w:r>
+              <w:t>Wall detection</w:t>
+            </w:r>
+          </w:p>
+        </w:tc>
+        <w:tc>
+          <w:tcPr>
+            <w:tcW w:w="3582" w:type="dxa"/>
+          </w:tcPr>
+          <w:p>
+            <w:r>
+              <w:t xml:space="preserve">Does the sensors currently detect walls </w:t>
+            </w:r>
+          </w:p>
+        </w:tc>
+        <w:tc>
+          <w:tcPr>
+            <w:tcW w:w="1946" w:type="dxa"/>
+          </w:tcPr>
+          <w:p>
+            <w:r>
+              <w:t>Does the ultra-sonic wall detection correctly detect walls and implement a proper turning solution</w:t>
+            </w:r>
+          </w:p>
+        </w:tc>
+        <w:tc>
+          <w:tcPr>
+            <w:tcW w:w="2449" w:type="dxa"/>
+          </w:tcPr>
+          <w:p>
+            <w:r>
+              <w:t xml:space="preserve">Put the robot inside a custom maze to </w:t>
+            </w:r>
+          </w:p>
+        </w:tc>
+      </w:tr>
+      <w:tr>
+        <w:tc>
+          <w:tcPr>
+            <w:tcW w:w="709" w:type="dxa"/>
+          </w:tcPr>
+          <w:p>
+            <w:r>
+              <w:t>3</w:t>
+            </w:r>
+          </w:p>
+        </w:tc>
+        <w:tc>
+          <w:tcPr>
+            <w:tcW w:w="1560" w:type="dxa"/>
+          </w:tcPr>
+          <w:p/>
+        </w:tc>
+        <w:tc>
+          <w:tcPr>
+            <w:tcW w:w="3582" w:type="dxa"/>
+          </w:tcPr>
+          <w:p/>
+        </w:tc>
+        <w:tc>
+          <w:tcPr>
+            <w:tcW w:w="1946" w:type="dxa"/>
+          </w:tcPr>
+          <w:p/>
+        </w:tc>
+        <w:tc>
+          <w:tcPr>
+            <w:tcW w:w="2449" w:type="dxa"/>
+          </w:tcPr>
+          <w:p/>
+        </w:tc>
+      </w:tr>
+    </w:tbl>
+    <w:p/>
     <w:p>
       <w:pPr>
         <w:pStyle w:val="Heading3"/>
@@ -2620,14 +3084,9 @@
     </w:p>
     <w:p>
       <w:r>
-        <w:t>[Define the metrics used to determine if the project was successful.]</w:t>
-      </w:r>
-    </w:p>
-    <w:p/>
-    <w:p/>
-    <w:p/>
-    <w:p/>
-    <w:p/>
+        <w:t>Pass most of the test cases to a satisfactory level</w:t>
+      </w:r>
+    </w:p>
     <w:p/>
     <w:p/>
     <w:p/>
@@ -2676,7 +3135,6 @@
       </w:pPr>
       <w:bookmarkStart w:id="17" w:name="_Toc228382490"/>
       <w:r>
-        <w:lastRenderedPageBreak/>
         <w:t>5.2 Design Principles (HD Requirement)</w:t>
       </w:r>
       <w:bookmarkEnd w:id="17"/>
@@ -2738,7 +3196,6 @@
       </w:pPr>
       <w:bookmarkStart w:id="20" w:name="_Toc228382493"/>
       <w:r>
-        <w:lastRenderedPageBreak/>
         <w:t>6.2 Operating Instructions</w:t>
       </w:r>
       <w:bookmarkEnd w:id="20"/>
@@ -2866,7 +3323,6 @@
       </w:pPr>
       <w:bookmarkStart w:id="24" w:name="_Toc228382497"/>
       <w:r>
-        <w:lastRenderedPageBreak/>
         <w:t>8.2 Reflection</w:t>
       </w:r>
       <w:bookmarkEnd w:id="24"/>
@@ -3089,7 +3545,6 @@
     </w:p>
     <w:p>
       <w:r>
-        <w:lastRenderedPageBreak/>
         <w:t xml:space="preserve">Background water damage survey </w:t>
       </w:r>
     </w:p>
@@ -4332,7 +4787,6 @@
   <w:style w:type="character" w:default="1" w:styleId="DefaultParagraphFont">
     <w:name w:val="Default Paragraph Font"/>
     <w:uiPriority w:val="1"/>
-    <w:semiHidden/>
     <w:unhideWhenUsed/>
   </w:style>
   <w:style w:type="table" w:default="1" w:styleId="TableNormal">
@@ -4781,6 +5235,25 @@
       <w:u w:val="single"/>
     </w:rPr>
   </w:style>
+  <w:style w:type="table" w:styleId="TableGrid">
+    <w:name w:val="Table Grid"/>
+    <w:basedOn w:val="TableNormal"/>
+    <w:uiPriority w:val="39"/>
+    <w:rsid w:val="00992610"/>
+    <w:pPr>
+      <w:spacing w:after="0" w:line="240" w:lineRule="auto"/>
+    </w:pPr>
+    <w:tblPr>
+      <w:tblBorders>
+        <w:top w:val="single" w:sz="4" w:space="0" w:color="auto"/>
+        <w:left w:val="single" w:sz="4" w:space="0" w:color="auto"/>
+        <w:bottom w:val="single" w:sz="4" w:space="0" w:color="auto"/>
+        <w:right w:val="single" w:sz="4" w:space="0" w:color="auto"/>
+        <w:insideH w:val="single" w:sz="4" w:space="0" w:color="auto"/>
+        <w:insideV w:val="single" w:sz="4" w:space="0" w:color="auto"/>
+      </w:tblBorders>
+    </w:tblPr>
+  </w:style>
 </w:styles>
 </file>
 
